--- a/public/templates/drug-loft/quotation/BID FORM 1.docx
+++ b/public/templates/drug-loft/quotation/BID FORM 1.docx
@@ -60,7 +60,7 @@
           <w:color w:val="000000" w:themeColor="text1"/>
           <w:lang w:val="en-GB"/>
         </w:rPr>
-        <w:t>31</w:t>
+        <w:t>{{dateDay}}</w:t>
       </w:r>
       <w:r>
         <w:rPr>
@@ -70,7 +70,7 @@
           <w:vertAlign w:val="superscript"/>
           <w:lang w:val="en-GB"/>
         </w:rPr>
-        <w:t>st</w:t>
+        <w:t>{{daySuffix}}</w:t>
       </w:r>
       <w:r>
         <w:rPr>
@@ -79,7 +79,7 @@
           <w:color w:val="000000" w:themeColor="text1"/>
           <w:lang w:val="en-GB"/>
         </w:rPr>
-        <w:t xml:space="preserve"> July</w:t>
+        <w:t xml:space="preserve"> {{dateMonth}}</w:t>
       </w:r>
       <w:r>
         <w:rPr>
@@ -88,7 +88,7 @@
           <w:color w:val="000000" w:themeColor="text1"/>
           <w:lang w:val="en-GB"/>
         </w:rPr>
-        <w:t>, 20</w:t>
+        <w:t>, {{dateYear}}</w:t>
       </w:r>
       <w:r>
         <w:rPr>
@@ -97,7 +97,7 @@
           <w:color w:val="000000" w:themeColor="text1"/>
           <w:lang w:val="en-GB"/>
         </w:rPr>
-        <w:t>2</w:t>
+        <w:t/>
       </w:r>
       <w:bookmarkEnd w:id="0"/>
       <w:bookmarkEnd w:id="1"/>
@@ -108,7 +108,7 @@
           <w:color w:val="000000" w:themeColor="text1"/>
           <w:lang w:val="en-GB"/>
         </w:rPr>
-        <w:t>5</w:t>
+        <w:t/>
       </w:r>
     </w:p>
     <w:p>
@@ -133,14 +133,14 @@
         <w:rPr>
           <w:bCs/>
         </w:rPr>
-        <w:t>NO.:CHAG</w:t>
+        <w:t>NO.:{{sqNumber}}</w:t>
       </w:r>
       <w:proofErr w:type="gramEnd"/>
       <w:r>
         <w:rPr>
           <w:bCs/>
         </w:rPr>
-        <w:t>/A6/3</w:t>
+        <w:t/>
       </w:r>
     </w:p>
     <w:p>
@@ -214,7 +214,7 @@
           <w:sz w:val="26"/>
           <w:szCs w:val="26"/>
         </w:rPr>
-        <w:t xml:space="preserve"> CHRISTIAN HEALTH ASSOCIATION OF GHANA</w:t>
+        <w:t xml:space="preserve"> {{hospitalName}}</w:t>
       </w:r>
     </w:p>
     <w:p>
@@ -239,7 +239,7 @@
           <w:sz w:val="26"/>
           <w:szCs w:val="26"/>
         </w:rPr>
-        <w:t xml:space="preserve"> P. O. BOX AN7316</w:t>
+        <w:t xml:space="preserve"> {{hospitalAddress}}</w:t>
       </w:r>
     </w:p>
     <w:p>
@@ -264,7 +264,7 @@
           <w:sz w:val="26"/>
           <w:szCs w:val="26"/>
         </w:rPr>
-        <w:t xml:space="preserve"> ACCRA                                                                                                 </w:t>
+        <w:t xml:space="preserve"/>
       </w:r>
     </w:p>
     <w:p>
@@ -316,7 +316,7 @@
           <w:szCs w:val="25"/>
           <w:u w:val="single"/>
         </w:rPr>
-        <w:t xml:space="preserve">SUPPLY OF </w:t>
+        <w:t xml:space="preserve">{{titleUpper}}</w:t>
       </w:r>
       <w:r>
         <w:rPr>
@@ -326,7 +326,7 @@
           <w:szCs w:val="25"/>
           <w:u w:val="single"/>
         </w:rPr>
-        <w:t>VACCINE REFRIGERATOR</w:t>
+        <w:t/>
       </w:r>
     </w:p>
     <w:p>
@@ -366,7 +366,7 @@
           <w:sz w:val="25"/>
           <w:szCs w:val="25"/>
         </w:rPr>
-        <w:t>S</w:t>
+        <w:t>{{titleTitle}}.</w:t>
       </w:r>
       <w:r>
         <w:rPr>
@@ -375,7 +375,7 @@
           <w:sz w:val="25"/>
           <w:szCs w:val="25"/>
         </w:rPr>
-        <w:t>upply of Vaccine Refrigerator.</w:t>
+        <w:t/>
       </w:r>
     </w:p>
     <w:p>
